--- a/docs/instrucciones/Instrucciones_Semana_3_ASK.docx
+++ b/docs/instrucciones/Instrucciones_Semana_3_ASK.docx
@@ -28,7 +28,7 @@
     </w:p>
     <w:p>
       <w:r>
-        <w:t>Integrar MIMIC y MATCH sobre video: construir la linea temporal de eventos de un video grabado por el equipo, localizar regiones con LocateAnything-3B en Colab con GPU, y responder consultas en lenguaje natural con timestamp y evidencia. A diferencia del video de referencia del docente (5 clips concatenados de internet), el equipo graba su propio video continuo, que es un escenario mas realista y es parte de lo que se evalua.</w:t>
+        <w:t>Integrar MIMIC y MATCH sobre video: construir la linea temporal de eventos de un video grabado por el equipo, ejecutar el grounding con LocateAnything-3B en Colab con GPU, y responder consultas en lenguaje natural con timestamp y evidencia. A diferencia del video de referencia (5 clips de internet concatenados), el equipo graba una toma continua propia -- un escenario mas realista con transiciones graduales entre poses, y parte de lo que se evalua.</w:t>
       </w:r>
     </w:p>
     <w:p>
@@ -36,7 +36,20 @@
         <w:pStyle w:val="Heading1"/>
       </w:pPr>
       <w:r>
-        <w:t>Pasos</w:t>
+        <w:t>A. Preparacion</w:t>
+      </w:r>
+    </w:p>
+    <w:p>
+      <w:r>
+        <w:t>Requisito de entrada: las Clases 1 y 2 funcionando en el fork (criterio de aceptacion: la aplicacion conserva las capacidades anteriores). Para el grounding real hace falta una sesion de Colab con GPU: en el notebook D3, Entorno de ejecucion &gt; Cambiar tipo de entorno de ejecucion &gt; GPU.</w:t>
+      </w:r>
+    </w:p>
+    <w:p>
+      <w:pPr>
+        <w:pStyle w:val="Heading1"/>
+      </w:pPr>
+      <w:r>
+        <w:t>B. Ejecucion paso a paso</w:t>
       </w:r>
     </w:p>
     <w:p>
@@ -47,7 +60,7 @@
         <w:t xml:space="preserve">Paso 1. </w:t>
       </w:r>
       <w:r>
-        <w:t>Verificar que las Clases 1 y 2 siguen funcionando en el fork (criterio de aceptacion: la aplicacion conserva las capacidades anteriores).</w:t>
+        <w:t>Grabar el video del equipo: 1 a 5 minutos, una toma continua, con al menos 4 eventos distintos (poses o gestos de sus 10 clases). Guardarlo como data/videos/video_equipo.mp4 (fuera de git; documentar como obtenerlo).</w:t>
       </w:r>
     </w:p>
     <w:p>
@@ -58,7 +71,7 @@
         <w:t xml:space="preserve">Paso 2. </w:t>
       </w:r>
       <w:r>
-        <w:t>Grabar el video de prueba del equipo: 1 a 5 minutos, una toma continua, con al menos 4 eventos distintos (poses o gestos de sus 10 clases) y los tiempos anotados a mano en un CSV con el mismo formato que data/videos/video_prueba_registro.csv. Esa anotacion manual es la verdad de terreno del equipo.</w:t>
+        <w:t>Anotar a mano la verdad de terreno: un CSV con el mismo formato que data/videos/video_prueba_registro.csv (segmento, clase_esperada, inicio_s, fin_s). Esta anotacion es la referencia contra la que se evalua el timeline.</w:t>
       </w:r>
     </w:p>
     <w:p>
@@ -69,7 +82,7 @@
         <w:t xml:space="preserve">Paso 3. </w:t>
       </w:r>
       <w:r>
-        <w:t>Ejecutar D3_ask_video.ipynb con el video propio y evaluar la tasa de acierto de eventos contra su anotacion. Experimentar con el tamano de la ventana de suavizado como hace el notebook de referencia y justificar el valor elegido.</w:t>
+        <w:t>Ejecutar notebooks/D3_ask_video.ipynb apuntando al video propio (cambiar RUTA_VIDEO_PRUEBA y RUTA_REGISTRO en la celda de la seccion 1) y revisar la tasa de acierto de eventos contra su anotacion.</w:t>
       </w:r>
     </w:p>
     <w:p>
@@ -80,7 +93,7 @@
         <w:t xml:space="preserve">Paso 4. </w:t>
       </w:r>
       <w:r>
-        <w:t>Abrir D3 en Google Colab con GPU (Entorno de ejecucion &gt; GPU) y ejecutar el grounding real: los 5 prompts minimos del enunciado sobre keyframes del video propio.</w:t>
+        <w:t>Repetir el experimento de la ventana de suavizado del notebook de referencia (valores 5, 15, 30, 50) con el video propio, elegir el mejor valor y justificarlo. En la referencia el optimo fue 15; con una toma continua puede ser distinto.</w:t>
       </w:r>
     </w:p>
     <w:p>
@@ -91,7 +104,7 @@
         <w:t xml:space="preserve">Paso 5. </w:t>
       </w:r>
       <w:r>
-        <w:t>Anotar manualmente las cajas de 30 frames (la herramienta queda a eleccion del equipo) y calcular IoU y tasa de exito IoU&gt;=0.5, precision/recall por caja con multiples personas, y latencia (media, mediana, p95) sobre 50 consultas, como pide la seccion 11 del enunciado.</w:t>
+        <w:t>En Colab con GPU: ejecutar las celdas de grounding con los 5 prompts minimos del enunciado sobre keyframes del video propio, y verificar el parseo de cajas.</w:t>
       </w:r>
     </w:p>
     <w:p>
@@ -102,7 +115,7 @@
         <w:t xml:space="preserve">Paso 6. </w:t>
       </w:r>
       <w:r>
-        <w:t>Probar el modo en vivo: pestana ASK &gt; En vivo de python -m app.app, acumulando eventos con la webcam y consultando contra ellos.</w:t>
+        <w:t>Anotar manualmente las cajas de 30 frames (herramienta libre: makesense.ai, labelImg, o a mano con un script de OpenCV) y calcular: IoU medio y tasa de exito IoU&gt;=0.5; precision/recall por caja en 20 frames con varias personas; tasa de localizacion correcta con distractores en 20 frames; latencia media, mediana y p95 sobre 50 consultas (seccion 11 del enunciado).</w:t>
       </w:r>
     </w:p>
     <w:p>
@@ -113,7 +126,7 @@
         <w:t xml:space="preserve">Paso 7. </w:t>
       </w:r>
       <w:r>
-        <w:t>Ejecutar la prueba de estres del enunciado: consultas sobre escenas ambiguas, oclusiones y cambios de iluminacion, documentando que pasa.</w:t>
+        <w:t>Probar el modo en vivo: pestana ASK &gt; En vivo de 'python -m app.app', acumulando eventos con la webcam y consultando contra ellos.</w:t>
       </w:r>
     </w:p>
     <w:p>
@@ -124,7 +137,18 @@
         <w:t xml:space="preserve">Paso 8. </w:t>
       </w:r>
       <w:r>
-        <w:t>Preparar la demo final de 3 a 5 minutos y la presentacion de defensa: problema, arquitectura, resultados, al menos un caso exitoso y dos fallos reales explicados, y mejora futura.</w:t>
+        <w:t>Ejecutar la prueba de estres del enunciado: consultas sobre escenas ambiguas, oclusiones y cambios de iluminacion, documentando los fallos.</w:t>
+      </w:r>
+    </w:p>
+    <w:p>
+      <w:r>
+        <w:rPr>
+          <w:b/>
+        </w:rPr>
+        <w:t xml:space="preserve">Paso 9. </w:t>
+      </w:r>
+      <w:r>
+        <w:t>Preparar la demo final de 3-5 minutos y la presentacion de defensa: problema, arquitectura, resultados, un caso exitoso, dos fallos reales explicados y mejora futura.</w:t>
       </w:r>
     </w:p>
     <w:p>
@@ -132,7 +156,7 @@
         <w:pStyle w:val="Heading1"/>
       </w:pPr>
       <w:r>
-        <w:t>Entregables (los E1-E7 del enunciado)</w:t>
+        <w:t>C. Entregables (E1-E7 del enunciado)</w:t>
       </w:r>
     </w:p>
     <w:tbl>
@@ -278,7 +302,7 @@
           </w:tcPr>
           <w:p>
             <w:r>
-              <w:t>Max. 6 paginas: arquitectura, metricas (IoU, eventos, Recall@5, latencia) y limitaciones</w:t>
+              <w:t>Max. 6 paginas con la estructura de la seccion D</w:t>
             </w:r>
           </w:p>
         </w:tc>
@@ -333,12 +357,338 @@
         <w:pStyle w:val="Heading1"/>
       </w:pPr>
       <w:r>
-        <w:t>Criterio diferenciador de la nota</w:t>
+        <w:t>D. Informe: estructura obligatoria y metricas</w:t>
+      </w:r>
+    </w:p>
+    <w:p>
+      <w:pPr>
+        <w:pStyle w:val="ListNumber"/>
+      </w:pPr>
+      <w:r>
+        <w:t>Video y anotacion: duracion, eventos, protocolo de anotacion de la verdad de terreno.</w:t>
+      </w:r>
+    </w:p>
+    <w:p>
+      <w:pPr>
+        <w:pStyle w:val="ListNumber"/>
+      </w:pPr>
+      <w:r>
+        <w:t>Timeline: la tabla de ventanas de abajo completa, con el valor elegido y su justificacion.</w:t>
+      </w:r>
+    </w:p>
+    <w:p>
+      <w:pPr>
+        <w:pStyle w:val="ListNumber"/>
+      </w:pPr>
+      <w:r>
+        <w:t>Grounding: IoU, precision/recall por caja, tasa con distractores y latencias (media/mediana/p95).</w:t>
+      </w:r>
+    </w:p>
+    <w:p>
+      <w:pPr>
+        <w:pStyle w:val="ListNumber"/>
+      </w:pPr>
+      <w:r>
+        <w:t>Integracion: como fluyen los datos MIMIC -&gt; MATCH -&gt; ASK, con el contrato de cada capa.</w:t>
+      </w:r>
+    </w:p>
+    <w:p>
+      <w:pPr>
+        <w:pStyle w:val="ListNumber"/>
+      </w:pPr>
+      <w:r>
+        <w:t>Prueba de estres: que fallo, por que, y que lo mitigaria.</w:t>
+      </w:r>
+    </w:p>
+    <w:p>
+      <w:pPr>
+        <w:pStyle w:val="ListNumber"/>
+      </w:pPr>
+      <w:r>
+        <w:t>Respuestas a las preguntas finales (seccion E).</w:t>
       </w:r>
     </w:p>
     <w:p>
       <w:r>
-        <w:t>La defensa debe mostrar que el equipo distingue con claridad las cuatro capas del sistema (pose, similitud visual, grounding textual y razonamiento temporal) y que entiende por que fallan los dos casos de error que presenten. El sesgo en cascada documentado en los tres informes de referencia es un buen punto de partida para esa discusion.</w:t>
+        <w:t>Tabla obligatoria del experimento de ventana de suavizado (referencia: video compuesto de 82 s con 5 segmentos; el equipo la llena con su video continuo):</w:t>
+      </w:r>
+    </w:p>
+    <w:tbl>
+      <w:tblPr>
+        <w:tblStyle w:val="LightGrid-Accent1"/>
+        <w:tblW w:type="auto" w:w="0"/>
+        <w:tblLook w:firstColumn="1" w:firstRow="1" w:lastColumn="0" w:lastRow="0" w:noHBand="0" w:noVBand="1" w:val="04A0"/>
+      </w:tblPr>
+      <w:tblGrid>
+        <w:gridCol w:w="1728"/>
+        <w:gridCol w:w="1728"/>
+        <w:gridCol w:w="1728"/>
+        <w:gridCol w:w="1728"/>
+        <w:gridCol w:w="1728"/>
+      </w:tblGrid>
+      <w:tr>
+        <w:tc>
+          <w:tcPr>
+            <w:tcW w:type="dxa" w:w="1728"/>
+          </w:tcPr>
+          <w:p>
+            <w:r>
+              <w:rPr>
+                <w:b/>
+              </w:rPr>
+              <w:t>Ventana</w:t>
+            </w:r>
+          </w:p>
+        </w:tc>
+        <w:tc>
+          <w:tcPr>
+            <w:tcW w:type="dxa" w:w="1728"/>
+          </w:tcPr>
+          <w:p>
+            <w:r>
+              <w:rPr>
+                <w:b/>
+              </w:rPr>
+              <w:t>Eventos (ref.)</w:t>
+            </w:r>
+          </w:p>
+        </w:tc>
+        <w:tc>
+          <w:tcPr>
+            <w:tcW w:type="dxa" w:w="1728"/>
+          </w:tcPr>
+          <w:p>
+            <w:r>
+              <w:rPr>
+                <w:b/>
+              </w:rPr>
+              <w:t>Acierto (ref.)</w:t>
+            </w:r>
+          </w:p>
+        </w:tc>
+        <w:tc>
+          <w:tcPr>
+            <w:tcW w:type="dxa" w:w="1728"/>
+          </w:tcPr>
+          <w:p>
+            <w:r>
+              <w:rPr>
+                <w:b/>
+              </w:rPr>
+              <w:t>Eventos (equipo)</w:t>
+            </w:r>
+          </w:p>
+        </w:tc>
+        <w:tc>
+          <w:tcPr>
+            <w:tcW w:type="dxa" w:w="1728"/>
+          </w:tcPr>
+          <w:p>
+            <w:r>
+              <w:rPr>
+                <w:b/>
+              </w:rPr>
+              <w:t>Acierto (equipo)</w:t>
+            </w:r>
+          </w:p>
+        </w:tc>
+      </w:tr>
+      <w:tr>
+        <w:tc>
+          <w:tcPr>
+            <w:tcW w:type="dxa" w:w="1728"/>
+          </w:tcPr>
+          <w:p>
+            <w:r>
+              <w:t>5</w:t>
+            </w:r>
+          </w:p>
+        </w:tc>
+        <w:tc>
+          <w:tcPr>
+            <w:tcW w:type="dxa" w:w="1728"/>
+          </w:tcPr>
+          <w:p>
+            <w:r>
+              <w:t>102</w:t>
+            </w:r>
+          </w:p>
+        </w:tc>
+        <w:tc>
+          <w:tcPr>
+            <w:tcW w:type="dxa" w:w="1728"/>
+          </w:tcPr>
+          <w:p>
+            <w:r>
+              <w:t>20% (1/5)</w:t>
+            </w:r>
+          </w:p>
+        </w:tc>
+        <w:tc>
+          <w:tcPr>
+            <w:tcW w:type="dxa" w:w="1728"/>
+          </w:tcPr>
+          <w:p>
+            <w:r/>
+          </w:p>
+        </w:tc>
+        <w:tc>
+          <w:tcPr>
+            <w:tcW w:type="dxa" w:w="1728"/>
+          </w:tcPr>
+          <w:p>
+            <w:r/>
+          </w:p>
+        </w:tc>
+      </w:tr>
+      <w:tr>
+        <w:tc>
+          <w:tcPr>
+            <w:tcW w:type="dxa" w:w="1728"/>
+          </w:tcPr>
+          <w:p>
+            <w:r>
+              <w:t>15</w:t>
+            </w:r>
+          </w:p>
+        </w:tc>
+        <w:tc>
+          <w:tcPr>
+            <w:tcW w:type="dxa" w:w="1728"/>
+          </w:tcPr>
+          <w:p>
+            <w:r>
+              <w:t>43</w:t>
+            </w:r>
+          </w:p>
+        </w:tc>
+        <w:tc>
+          <w:tcPr>
+            <w:tcW w:type="dxa" w:w="1728"/>
+          </w:tcPr>
+          <w:p>
+            <w:r>
+              <w:t>40% (2/5)</w:t>
+            </w:r>
+          </w:p>
+        </w:tc>
+        <w:tc>
+          <w:tcPr>
+            <w:tcW w:type="dxa" w:w="1728"/>
+          </w:tcPr>
+          <w:p>
+            <w:r/>
+          </w:p>
+        </w:tc>
+        <w:tc>
+          <w:tcPr>
+            <w:tcW w:type="dxa" w:w="1728"/>
+          </w:tcPr>
+          <w:p>
+            <w:r/>
+          </w:p>
+        </w:tc>
+      </w:tr>
+      <w:tr>
+        <w:tc>
+          <w:tcPr>
+            <w:tcW w:type="dxa" w:w="1728"/>
+          </w:tcPr>
+          <w:p>
+            <w:r>
+              <w:t>30</w:t>
+            </w:r>
+          </w:p>
+        </w:tc>
+        <w:tc>
+          <w:tcPr>
+            <w:tcW w:type="dxa" w:w="1728"/>
+          </w:tcPr>
+          <w:p>
+            <w:r>
+              <w:t>31</w:t>
+            </w:r>
+          </w:p>
+        </w:tc>
+        <w:tc>
+          <w:tcPr>
+            <w:tcW w:type="dxa" w:w="1728"/>
+          </w:tcPr>
+          <w:p>
+            <w:r>
+              <w:t>40% (2/5)</w:t>
+            </w:r>
+          </w:p>
+        </w:tc>
+        <w:tc>
+          <w:tcPr>
+            <w:tcW w:type="dxa" w:w="1728"/>
+          </w:tcPr>
+          <w:p>
+            <w:r/>
+          </w:p>
+        </w:tc>
+        <w:tc>
+          <w:tcPr>
+            <w:tcW w:type="dxa" w:w="1728"/>
+          </w:tcPr>
+          <w:p>
+            <w:r/>
+          </w:p>
+        </w:tc>
+      </w:tr>
+      <w:tr>
+        <w:tc>
+          <w:tcPr>
+            <w:tcW w:type="dxa" w:w="1728"/>
+          </w:tcPr>
+          <w:p>
+            <w:r>
+              <w:t>50</w:t>
+            </w:r>
+          </w:p>
+        </w:tc>
+        <w:tc>
+          <w:tcPr>
+            <w:tcW w:type="dxa" w:w="1728"/>
+          </w:tcPr>
+          <w:p>
+            <w:r>
+              <w:t>29</w:t>
+            </w:r>
+          </w:p>
+        </w:tc>
+        <w:tc>
+          <w:tcPr>
+            <w:tcW w:type="dxa" w:w="1728"/>
+          </w:tcPr>
+          <w:p>
+            <w:r>
+              <w:t>0% (0/5)</w:t>
+            </w:r>
+          </w:p>
+        </w:tc>
+        <w:tc>
+          <w:tcPr>
+            <w:tcW w:type="dxa" w:w="1728"/>
+          </w:tcPr>
+          <w:p>
+            <w:r/>
+          </w:p>
+        </w:tc>
+        <w:tc>
+          <w:tcPr>
+            <w:tcW w:type="dxa" w:w="1728"/>
+          </w:tcPr>
+          <w:p>
+            <w:r/>
+          </w:p>
+        </w:tc>
+      </w:tr>
+    </w:tbl>
+    <w:p>
+      <w:r>
+        <w:t>Nota de la referencia: 3 de los 5 segmentos se clasificaron como pulgar_arriba sin importar su contenido -- el sesgo del clasificador de la semana 1 se propaga en cascada hasta el timeline. Si el equipo entreno con datos propios balanceados, este es el lugar donde esa inversion debe notarse.</w:t>
       </w:r>
     </w:p>
     <w:p>
@@ -346,7 +696,95 @@
         <w:pStyle w:val="Heading1"/>
       </w:pPr>
       <w:r>
-        <w:t>Reglas de integridad (aplican todas las semanas)</w:t>
+        <w:t>E. Preguntas finales (responder en el informe y defender en clase)</w:t>
+      </w:r>
+    </w:p>
+    <w:p>
+      <w:pPr>
+        <w:pStyle w:val="ListNumber"/>
+      </w:pPr>
+      <w:r>
+        <w:t>Por que la arquitectura usa dos velocidades (MIMIC continuo a 8-15 FPS y LocateAnything solo sobre keyframes)? Que pasaria con el costo y la latencia si el VLM viera cada frame?</w:t>
+      </w:r>
+    </w:p>
+    <w:p>
+      <w:pPr>
+        <w:pStyle w:val="ListNumber"/>
+      </w:pPr>
+      <w:r>
+        <w:t>La ventana de suavizado grande (50) empeoro el resultado de referencia hasta 0%. Expliquen el mecanismo y por que el optimo depende de la duracion tipica de los eventos del video.</w:t>
+      </w:r>
+    </w:p>
+    <w:p>
+      <w:pPr>
+        <w:pStyle w:val="ListNumber"/>
+      </w:pPr>
+      <w:r>
+        <w:t>El cliente de grounding se inyecta como parametro en el motor de consulta en vez de crearse dentro. Que permite ese diseno y como lo aprovecharon los tests del proyecto?</w:t>
+      </w:r>
+    </w:p>
+    <w:p>
+      <w:pPr>
+        <w:pStyle w:val="ListNumber"/>
+      </w:pPr>
+      <w:r>
+        <w:t>Su tasa de acierto de eventos, mejoro respecto al 40% de la referencia? Separen cuanto del cambio viene de mejores datos (semana 1) y cuanto de la toma continua vs clips concatenados.</w:t>
+      </w:r>
+    </w:p>
+    <w:p>
+      <w:pPr>
+        <w:pStyle w:val="ListNumber"/>
+      </w:pPr>
+      <w:r>
+        <w:t>Las cuatro capas del sistema (pose, similitud, grounding, temporal) fallan de formas distintas. Den un ejemplo real de un fallo de cada capa observado en sus experimentos y como lo diagnosticaron.</w:t>
+      </w:r>
+    </w:p>
+    <w:p>
+      <w:pPr>
+        <w:pStyle w:val="Heading1"/>
+      </w:pPr>
+      <w:r>
+        <w:t>F. Mejoras sugeridas para la practica (opcionales, suben nota)</w:t>
+      </w:r>
+    </w:p>
+    <w:p>
+      <w:pPr>
+        <w:pStyle w:val="ListBullet"/>
+      </w:pPr>
+      <w:r>
+        <w:t>Filtro de duracion minima: fusionar eventos mas cortos que ~0.5 s con el vecino dominante, como complemento a la ventana de suavizado, y medir el efecto sobre la tasa de acierto.</w:t>
+      </w:r>
+    </w:p>
+    <w:p>
+      <w:pPr>
+        <w:pStyle w:val="ListBullet"/>
+      </w:pPr>
+      <w:r>
+        <w:t>Histeresis: exigir N frames consecutivos de la clase nueva antes de cambiar de evento (en vez de mayoria simple), y comparar contra la ventana deslizante.</w:t>
+      </w:r>
+    </w:p>
+    <w:p>
+      <w:pPr>
+        <w:pStyle w:val="ListBullet"/>
+      </w:pPr>
+      <w:r>
+        <w:t>Tracking entre keyframes: propagar las cajas de LocateAnything con un tracker de OpenCV (CSRT/KCF) para reducir llamadas al VLM, midiendo cuantas llamadas se ahorran y cuanto IoU se pierde.</w:t>
+      </w:r>
+    </w:p>
+    <w:p>
+      <w:pPr>
+        <w:pStyle w:val="ListBullet"/>
+      </w:pPr>
+      <w:r>
+        <w:t>Metricas de frontera: ademas de la tasa de acierto por segmento, medir el error de inicio/fin de cada evento en segundos (la seccion 11 del enunciado lo pide y la referencia no lo implemento).</w:t>
+      </w:r>
+    </w:p>
+    <w:p>
+      <w:pPr>
+        <w:pStyle w:val="Heading1"/>
+      </w:pPr>
+      <w:r>
+        <w:t>G. Reglas de integridad (aplican todas las semanas)</w:t>
       </w:r>
     </w:p>
     <w:p>

--- a/docs/instrucciones/Instrucciones_Semana_3_ASK.docx
+++ b/docs/instrucciones/Instrucciones_Semana_3_ASK.docx
@@ -28,7 +28,10 @@
     </w:p>
     <w:p>
       <w:r>
-        <w:t>Integrar MIMIC y MATCH sobre video: construir la linea temporal de eventos de un video grabado por el equipo, ejecutar el grounding con LocateAnything-3B en Colab con GPU, y responder consultas en lenguaje natural con timestamp y evidencia. A diferencia del video de referencia (5 clips de internet concatenados), el equipo graba una toma continua propia -- un escenario mas realista con transiciones graduales entre poses, y parte de lo que se evalua.</w:t>
+        <w:t>Integrar MIMIC y MATCH sobre el video del grupo grabado en la semana 1: construir su linea temporal de eventos, ejecutar el grounding con LocateAnything-3B en Colab con GPU, y responder consultas en lenguaje natural con timestamp y evidencia. A diferencia del video de referencia del docente (5 clips de internet concatenados con cortes abruptos), el video del grupo es una toma continua con transiciones graduales entre poses -- un escenario mas realista para el suavizado temporal.</w:t>
+        <w:br/>
+        <w:br/>
+        <w:t>Advertencia metodologica que el informe debe atender: el mismo video entreno al clasificador en la semana 1, asi que evaluar el timeline sobre el completo da resultados optimistas. La tasa de acierto de eventos se reporta SEPARADA: segmentos cuyo material estuvo en train, y segmentos del split de test (que el clasificador nunca vio). La diferencia entre ambas cifras es en si misma un resultado del informe.</w:t>
       </w:r>
     </w:p>
     <w:p>
@@ -60,7 +63,7 @@
         <w:t xml:space="preserve">Paso 1. </w:t>
       </w:r>
       <w:r>
-        <w:t>Grabar el video del equipo: 1 a 5 minutos, una toma continua, con al menos 4 eventos distintos (poses o gestos de sus 10 clases). Guardarlo como data/videos/video_equipo.mp4 (fuera de git; documentar como obtenerlo).</w:t>
+        <w:t>Reutilizar el video del grupo de la semana 1 como video de prueba: colocarlo en data/videos/video_equipo.mp4 (fuera de git; el enlace ya esta en el README desde la semana 1). Ya cumple los requisitos: 3-5 minutos y mas de 4 eventos distintos.</w:t>
       </w:r>
     </w:p>
     <w:p>
@@ -71,7 +74,7 @@
         <w:t xml:space="preserve">Paso 2. </w:t>
       </w:r>
       <w:r>
-        <w:t>Anotar a mano la verdad de terreno: un CSV con el mismo formato que data/videos/video_prueba_registro.csv (segmento, clase_esperada, inicio_s, fin_s). Esta anotacion es la referencia contra la que se evalua el timeline.</w:t>
+        <w:t>La verdad de terreno tambien ya existe: es el CSV de segmentos anotado en la semana 1 (clase, integrante, inicio_s, fin_s). Verificar que los tiempos sigan cuadrando con el archivo de video final.</w:t>
       </w:r>
     </w:p>
     <w:p>
@@ -728,7 +731,7 @@
         <w:pStyle w:val="ListNumber"/>
       </w:pPr>
       <w:r>
-        <w:t>Su tasa de acierto de eventos, mejoro respecto al 40% de la referencia? Separen cuanto del cambio viene de mejores datos (semana 1) y cuanto de la toma continua vs clips concatenados.</w:t>
+        <w:t>Su tasa de acierto de eventos sobre los segmentos de TEST, mejoro respecto al 40% de la referencia? Cuanta diferencia hay contra los segmentos que estuvieron en train, y que significa esa brecha?</w:t>
       </w:r>
     </w:p>
     <w:p>

--- a/docs/instrucciones/Instrucciones_Semana_3_ASK.docx
+++ b/docs/instrucciones/Instrucciones_Semana_3_ASK.docx
@@ -29,8 +29,10 @@
     <w:p>
       <w:r>
         <w:t>Integrar MIMIC y MATCH sobre el video del grupo grabado en la semana 1: construir su linea temporal de eventos, ejecutar el grounding con LocateAnything-3B en Colab con GPU, y responder consultas en lenguaje natural con timestamp y evidencia. A diferencia del video de referencia del docente (5 clips de internet concatenados con cortes abruptos), el video del grupo es una toma continua con transiciones graduales entre poses -- un escenario mas realista para el suavizado temporal.</w:t>
-        <w:br/>
-        <w:br/>
+      </w:r>
+    </w:p>
+    <w:p>
+      <w:r>
         <w:t>Advertencia metodologica que el informe debe atender: el mismo video entreno al clasificador en la semana 1, asi que evaluar el timeline sobre el completo da resultados optimistas. La tasa de acierto de eventos se reporta SEPARADA: segmentos cuyo material estuvo en train, y segmentos del split de test (que el clasificador nunca vio). La diferencia entre ambas cifras es en si misma un resultado del informe.</w:t>
       </w:r>
     </w:p>
@@ -85,7 +87,22 @@
         <w:t xml:space="preserve">Paso 3. </w:t>
       </w:r>
       <w:r>
-        <w:t>Ejecutar notebooks/D3_ask_video.ipynb apuntando al video propio (cambiar RUTA_VIDEO_PRUEBA y RUTA_REGISTRO en la celda de la seccion 1) y revisar la tasa de acierto de eventos contra su anotacion.</w:t>
+        <w:t>Ejecutar notebooks/D3_ask_video.ipynb apuntando al video propio (cambiar RUTA_VIDEO_PRUEBA y RUTA_REGISTRO en la celda de la seccion 1).</w:t>
+      </w:r>
+    </w:p>
+    <w:p>
+      <w:r>
+        <w:rPr>
+          <w:b/>
+          <w:i/>
+        </w:rPr>
+        <w:t xml:space="preserve">Resultado esperado: </w:t>
+      </w:r>
+      <w:r>
+        <w:rPr>
+          <w:i/>
+        </w:rPr>
+        <w:t>La seccion 2 imprime los frames muestreados y la lista de eventos detectados con sus tiempos; la seccion 3 imprime la tasa de acierto de eventos contra la anotacion del equipo.</w:t>
       </w:r>
     </w:p>
     <w:p>
@@ -96,7 +113,22 @@
         <w:t xml:space="preserve">Paso 4. </w:t>
       </w:r>
       <w:r>
-        <w:t>Repetir el experimento de la ventana de suavizado del notebook de referencia (valores 5, 15, 30, 50) con el video propio, elegir el mejor valor y justificarlo. En la referencia el optimo fue 15; con una toma continua puede ser distinto.</w:t>
+        <w:t>Repetir el experimento de la ventana de suavizado (valores 5, 15, 30, 50) con el video propio, elegir el mejor valor y justificarlo.</w:t>
+      </w:r>
+    </w:p>
+    <w:p>
+      <w:r>
+        <w:rPr>
+          <w:b/>
+          <w:i/>
+        </w:rPr>
+        <w:t xml:space="preserve">Resultado esperado: </w:t>
+      </w:r>
+      <w:r>
+        <w:rPr>
+          <w:i/>
+        </w:rPr>
+        <w:t>Una tabla como la D.1. En la referencia el optimo fue 15 con 40% de acierto; con una toma continua el optimo puede ser distinto.</w:t>
       </w:r>
     </w:p>
     <w:p>
@@ -107,7 +139,22 @@
         <w:t xml:space="preserve">Paso 5. </w:t>
       </w:r>
       <w:r>
-        <w:t>En Colab con GPU: ejecutar las celdas de grounding con los 5 prompts minimos del enunciado sobre keyframes del video propio, y verificar el parseo de cajas.</w:t>
+        <w:t>En Colab con GPU: ejecutar las celdas de grounding con los 5 prompts minimos del enunciado sobre keyframes del video propio.</w:t>
+      </w:r>
+    </w:p>
+    <w:p>
+      <w:r>
+        <w:rPr>
+          <w:b/>
+          <w:i/>
+        </w:rPr>
+        <w:t xml:space="preserve">Resultado esperado: </w:t>
+      </w:r>
+      <w:r>
+        <w:rPr>
+          <w:i/>
+        </w:rPr>
+        <w:t>Cada prompt imprime cuantas cajas devolvio. Sin GPU, esas celdas muestran un mensaje claro y el resto del notebook sigue -- ese comportamiento es intencional, no un error.</w:t>
       </w:r>
     </w:p>
     <w:p>
@@ -118,7 +165,7 @@
         <w:t xml:space="preserve">Paso 6. </w:t>
       </w:r>
       <w:r>
-        <w:t>Anotar manualmente las cajas de 30 frames (herramienta libre: makesense.ai, labelImg, o a mano con un script de OpenCV) y calcular: IoU medio y tasa de exito IoU&gt;=0.5; precision/recall por caja en 20 frames con varias personas; tasa de localizacion correcta con distractores en 20 frames; latencia media, mediana y p95 sobre 50 consultas (seccion 11 del enunciado).</w:t>
+        <w:t>Anotar manualmente las cajas de 30 frames (herramienta libre: makesense.ai, labelImg, o un script propio de OpenCV) y calcular: IoU medio y tasa de exito IoU&gt;=0.5; precision/recall por caja en 20 frames con varias personas; tasa de localizacion correcta con distractores en 20 frames; latencia media, mediana y p95 sobre 50 consultas (seccion 11 del enunciado).</w:t>
       </w:r>
     </w:p>
     <w:p>
@@ -129,7 +176,110 @@
         <w:t xml:space="preserve">Paso 7. </w:t>
       </w:r>
       <w:r>
-        <w:t>Probar el modo en vivo: pestana ASK &gt; En vivo de 'python -m app.app', acumulando eventos con la webcam y consultando contra ellos.</w:t>
+        <w:t>Probar el modo en vivo: 'python -m app.app', pestana ASK.</w:t>
+      </w:r>
+    </w:p>
+    <w:p>
+      <w:r>
+        <w:rPr>
+          <w:b/>
+          <w:i/>
+        </w:rPr>
+        <w:t xml:space="preserve">Resultado esperado: </w:t>
+      </w:r>
+      <w:r>
+        <w:rPr>
+          <w:i/>
+        </w:rPr>
+        <w:t>La pestana tiene dos sub-pestanas como en la figura de abajo: 'Video' (subir archivo, construir timeline, consultar) y 'En vivo' (la webcam acumula eventos y se consulta contra ellos).</w:t>
+      </w:r>
+    </w:p>
+    <w:p>
+      <w:r>
+        <w:drawing>
+          <wp:inline xmlns:a="http://schemas.openxmlformats.org/drawingml/2006/main" xmlns:pic="http://schemas.openxmlformats.org/drawingml/2006/picture">
+            <wp:extent cx="5303520" cy="3729038"/>
+            <wp:docPr id="1" name="Picture 1"/>
+            <wp:cNvGraphicFramePr>
+              <a:graphicFrameLocks noChangeAspect="1"/>
+            </wp:cNvGraphicFramePr>
+            <a:graphic>
+              <a:graphicData uri="http://schemas.openxmlformats.org/drawingml/2006/picture">
+                <pic:pic>
+                  <pic:nvPicPr>
+                    <pic:cNvPr id="0" name="ask_tab.png"/>
+                    <pic:cNvPicPr/>
+                  </pic:nvPicPr>
+                  <pic:blipFill>
+                    <a:blip r:embed="rId9"/>
+                    <a:stretch>
+                      <a:fillRect/>
+                    </a:stretch>
+                  </pic:blipFill>
+                  <pic:spPr>
+                    <a:xfrm>
+                      <a:off x="0" y="0"/>
+                      <a:ext cx="5303520" cy="3729038"/>
+                    </a:xfrm>
+                    <a:prstGeom prst="rect"/>
+                  </pic:spPr>
+                </pic:pic>
+              </a:graphicData>
+            </a:graphic>
+          </wp:inline>
+        </w:drawing>
+      </w:r>
+    </w:p>
+    <w:p>
+      <w:r>
+        <w:rPr>
+          <w:i/>
+        </w:rPr>
+        <w:t>Figura 1. Pestana ASK de la demo (ejecucion de referencia): modo Video con carga de archivo, boton de timeline y campo de consulta.</w:t>
+      </w:r>
+    </w:p>
+    <w:p>
+      <w:r>
+        <w:drawing>
+          <wp:inline xmlns:a="http://schemas.openxmlformats.org/drawingml/2006/main" xmlns:pic="http://schemas.openxmlformats.org/drawingml/2006/picture">
+            <wp:extent cx="5303520" cy="3729038"/>
+            <wp:docPr id="2" name="Picture 2"/>
+            <wp:cNvGraphicFramePr>
+              <a:graphicFrameLocks noChangeAspect="1"/>
+            </wp:cNvGraphicFramePr>
+            <a:graphic>
+              <a:graphicData uri="http://schemas.openxmlformats.org/drawingml/2006/picture">
+                <pic:pic>
+                  <pic:nvPicPr>
+                    <pic:cNvPr id="0" name="ask_resultado.png"/>
+                    <pic:cNvPicPr/>
+                  </pic:nvPicPr>
+                  <pic:blipFill>
+                    <a:blip r:embed="rId10"/>
+                    <a:stretch>
+                      <a:fillRect/>
+                    </a:stretch>
+                  </pic:blipFill>
+                  <pic:spPr>
+                    <a:xfrm>
+                      <a:off x="0" y="0"/>
+                      <a:ext cx="5303520" cy="3729038"/>
+                    </a:xfrm>
+                    <a:prstGeom prst="rect"/>
+                  </pic:spPr>
+                </pic:pic>
+              </a:graphicData>
+            </a:graphic>
+          </wp:inline>
+        </w:drawing>
+      </w:r>
+    </w:p>
+    <w:p>
+      <w:r>
+        <w:rPr>
+          <w:i/>
+        </w:rPr>
+        <w:t>Figura 2. Timeline construido sobre el video de referencia: eventos con inicio, fin y clase. El equipo debe obtener esto mismo con su video.</w:t>
       </w:r>
     </w:p>
     <w:p>
@@ -360,7 +510,7 @@
         <w:pStyle w:val="Heading1"/>
       </w:pPr>
       <w:r>
-        <w:t>D. Informe: estructura obligatoria y metricas</w:t>
+        <w:t>D. Informe: estructura, metricas, capturas y conclusiones</w:t>
       </w:r>
     </w:p>
     <w:p>
@@ -376,7 +526,7 @@
         <w:pStyle w:val="ListNumber"/>
       </w:pPr>
       <w:r>
-        <w:t>Timeline: la tabla de ventanas de abajo completa, con el valor elegido y su justificacion.</w:t>
+        <w:t>Timeline: la tabla D.1 completa, con el valor de ventana elegido y su justificacion, y el acierto separado train/test.</w:t>
       </w:r>
     </w:p>
     <w:p>
@@ -408,12 +558,28 @@
         <w:pStyle w:val="ListNumber"/>
       </w:pPr>
       <w:r>
-        <w:t>Respuestas a las preguntas finales (seccion E).</w:t>
+        <w:t>Conclusiones (ver requisitos abajo).</w:t>
+      </w:r>
+    </w:p>
+    <w:p>
+      <w:pPr>
+        <w:pStyle w:val="ListNumber"/>
+      </w:pPr>
+      <w:r>
+        <w:t>Respuestas a las 10 preguntas finales (seccion E).</w:t>
+      </w:r>
+    </w:p>
+    <w:p>
+      <w:pPr>
+        <w:pStyle w:val="Heading2"/>
+      </w:pPr>
+      <w:r>
+        <w:t>D.1 Tabla de metricas obligatoria (ventana de suavizado)</w:t>
       </w:r>
     </w:p>
     <w:p>
       <w:r>
-        <w:t>Tabla obligatoria del experimento de ventana de suavizado (referencia: video compuesto de 82 s con 5 segmentos; el equipo la llena con su video continuo):</w:t>
+        <w:t>Referencia: video compuesto de 82 s con 5 segmentos; el equipo la llena con su video continuo, separando el acierto por segmentos de train y de test:</w:t>
       </w:r>
     </w:p>
     <w:tbl>
@@ -423,16 +589,17 @@
         <w:tblLook w:firstColumn="1" w:firstRow="1" w:lastColumn="0" w:lastRow="0" w:noHBand="0" w:noVBand="1" w:val="04A0"/>
       </w:tblPr>
       <w:tblGrid>
-        <w:gridCol w:w="1728"/>
-        <w:gridCol w:w="1728"/>
-        <w:gridCol w:w="1728"/>
-        <w:gridCol w:w="1728"/>
-        <w:gridCol w:w="1728"/>
+        <w:gridCol w:w="1440"/>
+        <w:gridCol w:w="1440"/>
+        <w:gridCol w:w="1440"/>
+        <w:gridCol w:w="1440"/>
+        <w:gridCol w:w="1440"/>
+        <w:gridCol w:w="1440"/>
       </w:tblGrid>
       <w:tr>
         <w:tc>
           <w:tcPr>
-            <w:tcW w:type="dxa" w:w="1728"/>
+            <w:tcW w:type="dxa" w:w="1440"/>
           </w:tcPr>
           <w:p>
             <w:r>
@@ -445,7 +612,7 @@
         </w:tc>
         <w:tc>
           <w:tcPr>
-            <w:tcW w:type="dxa" w:w="1728"/>
+            <w:tcW w:type="dxa" w:w="1440"/>
           </w:tcPr>
           <w:p>
             <w:r>
@@ -458,7 +625,7 @@
         </w:tc>
         <w:tc>
           <w:tcPr>
-            <w:tcW w:type="dxa" w:w="1728"/>
+            <w:tcW w:type="dxa" w:w="1440"/>
           </w:tcPr>
           <w:p>
             <w:r>
@@ -471,7 +638,7 @@
         </w:tc>
         <w:tc>
           <w:tcPr>
-            <w:tcW w:type="dxa" w:w="1728"/>
+            <w:tcW w:type="dxa" w:w="1440"/>
           </w:tcPr>
           <w:p>
             <w:r>
@@ -484,14 +651,27 @@
         </w:tc>
         <w:tc>
           <w:tcPr>
-            <w:tcW w:type="dxa" w:w="1728"/>
+            <w:tcW w:type="dxa" w:w="1440"/>
           </w:tcPr>
           <w:p>
             <w:r>
               <w:rPr>
                 <w:b/>
               </w:rPr>
-              <w:t>Acierto (equipo)</w:t>
+              <w:t>Acierto train (equipo)</w:t>
+            </w:r>
+          </w:p>
+        </w:tc>
+        <w:tc>
+          <w:tcPr>
+            <w:tcW w:type="dxa" w:w="1440"/>
+          </w:tcPr>
+          <w:p>
+            <w:r>
+              <w:rPr>
+                <w:b/>
+              </w:rPr>
+              <w:t>Acierto test (equipo)</w:t>
             </w:r>
           </w:p>
         </w:tc>
@@ -499,7 +679,7 @@
       <w:tr>
         <w:tc>
           <w:tcPr>
-            <w:tcW w:type="dxa" w:w="1728"/>
+            <w:tcW w:type="dxa" w:w="1440"/>
           </w:tcPr>
           <w:p>
             <w:r>
@@ -509,7 +689,7 @@
         </w:tc>
         <w:tc>
           <w:tcPr>
-            <w:tcW w:type="dxa" w:w="1728"/>
+            <w:tcW w:type="dxa" w:w="1440"/>
           </w:tcPr>
           <w:p>
             <w:r>
@@ -519,7 +699,7 @@
         </w:tc>
         <w:tc>
           <w:tcPr>
-            <w:tcW w:type="dxa" w:w="1728"/>
+            <w:tcW w:type="dxa" w:w="1440"/>
           </w:tcPr>
           <w:p>
             <w:r>
@@ -529,7 +709,7 @@
         </w:tc>
         <w:tc>
           <w:tcPr>
-            <w:tcW w:type="dxa" w:w="1728"/>
+            <w:tcW w:type="dxa" w:w="1440"/>
           </w:tcPr>
           <w:p>
             <w:r/>
@@ -537,7 +717,15 @@
         </w:tc>
         <w:tc>
           <w:tcPr>
-            <w:tcW w:type="dxa" w:w="1728"/>
+            <w:tcW w:type="dxa" w:w="1440"/>
+          </w:tcPr>
+          <w:p>
+            <w:r/>
+          </w:p>
+        </w:tc>
+        <w:tc>
+          <w:tcPr>
+            <w:tcW w:type="dxa" w:w="1440"/>
           </w:tcPr>
           <w:p>
             <w:r/>
@@ -547,7 +735,7 @@
       <w:tr>
         <w:tc>
           <w:tcPr>
-            <w:tcW w:type="dxa" w:w="1728"/>
+            <w:tcW w:type="dxa" w:w="1440"/>
           </w:tcPr>
           <w:p>
             <w:r>
@@ -557,7 +745,7 @@
         </w:tc>
         <w:tc>
           <w:tcPr>
-            <w:tcW w:type="dxa" w:w="1728"/>
+            <w:tcW w:type="dxa" w:w="1440"/>
           </w:tcPr>
           <w:p>
             <w:r>
@@ -567,7 +755,7 @@
         </w:tc>
         <w:tc>
           <w:tcPr>
-            <w:tcW w:type="dxa" w:w="1728"/>
+            <w:tcW w:type="dxa" w:w="1440"/>
           </w:tcPr>
           <w:p>
             <w:r>
@@ -577,7 +765,7 @@
         </w:tc>
         <w:tc>
           <w:tcPr>
-            <w:tcW w:type="dxa" w:w="1728"/>
+            <w:tcW w:type="dxa" w:w="1440"/>
           </w:tcPr>
           <w:p>
             <w:r/>
@@ -585,7 +773,15 @@
         </w:tc>
         <w:tc>
           <w:tcPr>
-            <w:tcW w:type="dxa" w:w="1728"/>
+            <w:tcW w:type="dxa" w:w="1440"/>
+          </w:tcPr>
+          <w:p>
+            <w:r/>
+          </w:p>
+        </w:tc>
+        <w:tc>
+          <w:tcPr>
+            <w:tcW w:type="dxa" w:w="1440"/>
           </w:tcPr>
           <w:p>
             <w:r/>
@@ -595,7 +791,7 @@
       <w:tr>
         <w:tc>
           <w:tcPr>
-            <w:tcW w:type="dxa" w:w="1728"/>
+            <w:tcW w:type="dxa" w:w="1440"/>
           </w:tcPr>
           <w:p>
             <w:r>
@@ -605,7 +801,7 @@
         </w:tc>
         <w:tc>
           <w:tcPr>
-            <w:tcW w:type="dxa" w:w="1728"/>
+            <w:tcW w:type="dxa" w:w="1440"/>
           </w:tcPr>
           <w:p>
             <w:r>
@@ -615,7 +811,7 @@
         </w:tc>
         <w:tc>
           <w:tcPr>
-            <w:tcW w:type="dxa" w:w="1728"/>
+            <w:tcW w:type="dxa" w:w="1440"/>
           </w:tcPr>
           <w:p>
             <w:r>
@@ -625,7 +821,7 @@
         </w:tc>
         <w:tc>
           <w:tcPr>
-            <w:tcW w:type="dxa" w:w="1728"/>
+            <w:tcW w:type="dxa" w:w="1440"/>
           </w:tcPr>
           <w:p>
             <w:r/>
@@ -633,7 +829,15 @@
         </w:tc>
         <w:tc>
           <w:tcPr>
-            <w:tcW w:type="dxa" w:w="1728"/>
+            <w:tcW w:type="dxa" w:w="1440"/>
+          </w:tcPr>
+          <w:p>
+            <w:r/>
+          </w:p>
+        </w:tc>
+        <w:tc>
+          <w:tcPr>
+            <w:tcW w:type="dxa" w:w="1440"/>
           </w:tcPr>
           <w:p>
             <w:r/>
@@ -643,7 +847,7 @@
       <w:tr>
         <w:tc>
           <w:tcPr>
-            <w:tcW w:type="dxa" w:w="1728"/>
+            <w:tcW w:type="dxa" w:w="1440"/>
           </w:tcPr>
           <w:p>
             <w:r>
@@ -653,7 +857,7 @@
         </w:tc>
         <w:tc>
           <w:tcPr>
-            <w:tcW w:type="dxa" w:w="1728"/>
+            <w:tcW w:type="dxa" w:w="1440"/>
           </w:tcPr>
           <w:p>
             <w:r>
@@ -663,7 +867,7 @@
         </w:tc>
         <w:tc>
           <w:tcPr>
-            <w:tcW w:type="dxa" w:w="1728"/>
+            <w:tcW w:type="dxa" w:w="1440"/>
           </w:tcPr>
           <w:p>
             <w:r>
@@ -673,7 +877,7 @@
         </w:tc>
         <w:tc>
           <w:tcPr>
-            <w:tcW w:type="dxa" w:w="1728"/>
+            <w:tcW w:type="dxa" w:w="1440"/>
           </w:tcPr>
           <w:p>
             <w:r/>
@@ -681,7 +885,15 @@
         </w:tc>
         <w:tc>
           <w:tcPr>
-            <w:tcW w:type="dxa" w:w="1728"/>
+            <w:tcW w:type="dxa" w:w="1440"/>
+          </w:tcPr>
+          <w:p>
+            <w:r/>
+          </w:p>
+        </w:tc>
+        <w:tc>
+          <w:tcPr>
+            <w:tcW w:type="dxa" w:w="1440"/>
           </w:tcPr>
           <w:p>
             <w:r/>
@@ -692,6 +904,67 @@
     <w:p>
       <w:r>
         <w:t>Nota de la referencia: 3 de los 5 segmentos se clasificaron como pulgar_arriba sin importar su contenido -- el sesgo del clasificador de la semana 1 se propaga en cascada hasta el timeline. Si el equipo entreno con datos propios balanceados, este es el lugar donde esa inversion debe notarse.</w:t>
+      </w:r>
+    </w:p>
+    <w:p>
+      <w:pPr>
+        <w:pStyle w:val="Heading2"/>
+      </w:pPr>
+      <w:r>
+        <w:t>D.2 Capturas de pantalla obligatorias (evidencia)</w:t>
+      </w:r>
+    </w:p>
+    <w:p>
+      <w:pPr>
+        <w:pStyle w:val="ListNumber"/>
+      </w:pPr>
+      <w:r>
+        <w:t>El timeline impreso por la seccion 2 del notebook con el video del equipo.</w:t>
+      </w:r>
+    </w:p>
+    <w:p>
+      <w:pPr>
+        <w:pStyle w:val="ListNumber"/>
+      </w:pPr>
+      <w:r>
+        <w:t>La tabla de evaluacion contra la verdad de terreno (seccion 3), separada train/test.</w:t>
+      </w:r>
+    </w:p>
+    <w:p>
+      <w:pPr>
+        <w:pStyle w:val="ListNumber"/>
+      </w:pPr>
+      <w:r>
+        <w:t>El grounding en Colab: al menos un prompt con su frame y la caja dibujada o las coordenadas parseadas.</w:t>
+      </w:r>
+    </w:p>
+    <w:p>
+      <w:pPr>
+        <w:pStyle w:val="ListNumber"/>
+      </w:pPr>
+      <w:r>
+        <w:t>Un fragmento del event_store.json generado.</w:t>
+      </w:r>
+    </w:p>
+    <w:p>
+      <w:pPr>
+        <w:pStyle w:val="ListNumber"/>
+      </w:pPr>
+      <w:r>
+        <w:t>El modo 'En vivo' funcionando: la webcam acumulando eventos y una consulta respondida.</w:t>
+      </w:r>
+    </w:p>
+    <w:p>
+      <w:pPr>
+        <w:pStyle w:val="Heading2"/>
+      </w:pPr>
+      <w:r>
+        <w:t>D.3 Conclusiones: requisitos</w:t>
+      </w:r>
+    </w:p>
+    <w:p>
+      <w:r>
+        <w:t>Minimo 4 conclusiones con el formato de las semanas anteriores (numero + comparacion + que harian distinto). Obligatorias dos de ellas: una sobre la brecha train/test del timeline (que mide realmente esa diferencia?) y una sobre el sistema completo: con las metricas de las 3 semanas en la mano, cual es el cuello de botella real de MimicVision AI y por que.</w:t>
       </w:r>
     </w:p>
     <w:p>
@@ -740,6 +1013,46 @@
       </w:pPr>
       <w:r>
         <w:t>Las cuatro capas del sistema (pose, similitud, grounding, temporal) fallan de formas distintas. Den un ejemplo real de un fallo de cada capa observado en sus experimentos y como lo diagnosticaron.</w:t>
+      </w:r>
+    </w:p>
+    <w:p>
+      <w:pPr>
+        <w:pStyle w:val="ListNumber"/>
+      </w:pPr>
+      <w:r>
+        <w:t>Cuantas llamadas al VLM se ahorraron en su video concreto gracias a que el grounding corre sobre keyframes de eventos y no sobre cada frame? Muestren el calculo.</w:t>
+      </w:r>
+    </w:p>
+    <w:p>
+      <w:pPr>
+        <w:pStyle w:val="ListNumber"/>
+      </w:pPr>
+      <w:r>
+        <w:t>El parseo de cajas de LocateAnything elimina las etiquetas XML antes de extraer numeros (ver ask/grounding.py). Que bug concreto evitaba eso y que test lo detecto?</w:t>
+      </w:r>
+    </w:p>
+    <w:p>
+      <w:pPr>
+        <w:pStyle w:val="ListNumber"/>
+      </w:pPr>
+      <w:r>
+        <w:t>Las coordenadas del modelo vienen normalizadas en [0, 1000], no en pixeles. Que errores tipicos aparecen al convertirlas y como verificaron visualmente que sus cajas quedaron bien ubicadas?</w:t>
+      </w:r>
+    </w:p>
+    <w:p>
+      <w:pPr>
+        <w:pStyle w:val="ListNumber"/>
+      </w:pPr>
+      <w:r>
+        <w:t>En el modo en vivo, el estado del timeline vive en gr.State (por sesion de navegador). Que pasaria con dos usuarios simultaneos si fuera una variable global del servidor, y donde mas en app.py existe ese mismo riesgo?</w:t>
+      </w:r>
+    </w:p>
+    <w:p>
+      <w:pPr>
+        <w:pStyle w:val="ListNumber"/>
+      </w:pPr>
+      <w:r>
+        <w:t>Con las metricas de las 3 semanas en la mano: cual es el cuello de botella real del sistema completo y cual seria su primera inversion de mejora si tuvieran una semana 4? Justifiquen con numeros propios, no con intuicion.</w:t>
       </w:r>
     </w:p>
     <w:p>
@@ -828,6 +1141,14 @@
       </w:pPr>
       <w:r>
         <w:t>Registrar consentimiento por escrito de toda persona que aparezca en las capturas o videos del equipo.</w:t>
+      </w:r>
+    </w:p>
+    <w:p>
+      <w:pPr>
+        <w:pStyle w:val="ListBullet"/>
+      </w:pPr>
+      <w:r>
+        <w:t>Toda captura de pantalla del informe debe provenir de la ejecucion del propio equipo (mismo fork, mismos datos); las capturas de este documento son de la ejecucion de referencia del docente y sirven solo como guia visual.</w:t>
       </w:r>
     </w:p>
     <w:sectPr>
